--- a/docs/FX_Trading_Tracker_BRD.docx
+++ b/docs/FX_Trading_Tracker_BRD.docx
@@ -27,7 +27,7 @@
         <w:rPr>
           <w:sz w:val="16"/>
         </w:rPr>
-        <w:t>Generated: 2026-08-24 08:11 UTC</w:t>
+        <w:t>Generated: 2026-09-11 14:52 UTC</w:t>
         <w:br/>
         <w:t>Classification: CONFIDENTIAL</w:t>
       </w:r>
